--- a/templates/docx/BAKL.docx
+++ b/templates/docx/BAKL.docx
@@ -2167,23 +2167,6 @@
               <w:right w:color="000000" w:space="0" w:sz="0" w:val="nil"/>
             </w:tcBorders>
           </w:tcPr>
-          <w:p>
-            <w:pPr>
-              <w:widowControl w:val="0"/>
-              <w:spacing w:after="0" w:line="240" w:lineRule="auto"/>
-              <w:jc w:val="center"/>
-              <w:rPr>
-                <w:rFonts w:ascii="Tahoma" w:cs="Tahoma" w:eastAsia="Tahoma" w:hAnsi="Tahoma"/>
-              </w:rPr>
-            </w:pPr>
-            <w:r>
-              <w:rPr>
-                <w:rFonts w:ascii="Tahoma" w:cs="Tahoma" w:eastAsia="Tahoma" w:hAnsi="Tahoma"/>
-                <w:rtl w:val="0"/>
-              </w:rPr>
-              <w:t>( {wakilPihakKedua} )</w:t>
-            </w:r>
-          </w:p>
         </w:tc>
         <w:tc>
           <w:tcPr>
@@ -2219,23 +2202,6 @@
               <w:right w:color="000000" w:space="0" w:sz="0" w:val="nil"/>
             </w:tcBorders>
           </w:tcPr>
-          <w:p>
-            <w:pPr>
-              <w:widowControl w:val="0"/>
-              <w:spacing w:after="0" w:line="240" w:lineRule="auto"/>
-              <w:jc w:val="center"/>
-              <w:rPr>
-                <w:rFonts w:ascii="Tahoma" w:cs="Tahoma" w:eastAsia="Tahoma" w:hAnsi="Tahoma"/>
-              </w:rPr>
-            </w:pPr>
-            <w:r>
-              <w:rPr>
-                <w:rFonts w:ascii="Tahoma" w:cs="Tahoma" w:eastAsia="Tahoma" w:hAnsi="Tahoma"/>
-                <w:rtl w:val="0"/>
-              </w:rPr>
-              <w:t>( {wakilPihakPertama} )</w:t>
-            </w:r>
-          </w:p>
         </w:tc>
       </w:tr>
     </w:tbl>

--- a/templates/docx/BAKL.docx
+++ b/templates/docx/BAKL.docx
@@ -2150,6 +2150,14 @@
                 <w:rtl w:val="0"/>
               </w:rPr>
             </w:r>
+            <w:r>
+              <w:t>{%ttd}</w:t>
+            </w:r>
+          </w:p>
+          <w:p>
+            <w:r>
+              <w:t>{%stempel}</w:t>
+            </w:r>
           </w:p>
         </w:tc>
       </w:tr>

--- a/templates/docx/BAKL.docx
+++ b/templates/docx/BAKL.docx
@@ -70,7 +70,7 @@
           <w:rFonts w:ascii="Tahoma" w:cs="Tahoma" w:eastAsia="Tahoma" w:hAnsi="Tahoma"/>
           <w:rtl w:val="0"/>
         </w:rPr>
-        <w:t xml:space="preserve">Pada hari ini {hari} Tanggal {tanggal} Bulan {bulan} Tahun 2026telah dilakukan pekerjaan aktivasi layanan {namaLayanan} </w:t>
+        <w:t xml:space="preserve">Pada hari ini {hari} Tanggal {tanggal} Bulan {bulan} Tahun {tahun} telah dilakukan pekerjaan aktivasi layanan {namaLayanan} </w:t>
       </w:r>
     </w:p>
     <w:p>
@@ -2101,6 +2101,15 @@
               </w:rPr>
             </w:r>
           </w:p>
+          <w:p>
+            <w:r>
+              <w:rPr>
+                <w:b/>
+                <w:u w:val="single"/>
+              </w:rPr>
+              <w:t>( {wakilPihakKedua} )</w:t>
+            </w:r>
+          </w:p>
         </w:tc>
         <w:tc>
           <w:tcPr>
@@ -2157,6 +2166,15 @@
           <w:p>
             <w:r>
               <w:t>{%stempel}</w:t>
+            </w:r>
+          </w:p>
+          <w:p>
+            <w:r>
+              <w:rPr>
+                <w:b/>
+                <w:u w:val="single"/>
+              </w:rPr>
+              <w:t>( {wakilPihakPertama} )</w:t>
             </w:r>
           </w:p>
         </w:tc>

--- a/templates/docx/BAKL.docx
+++ b/templates/docx/BAKL.docx
@@ -1606,11 +1606,7 @@
         </w:rPr>
       </w:pPr>
       <w:r>
-        <w:rPr>
-          <w:rFonts w:ascii="Tahoma" w:cs="Tahoma" w:eastAsia="Tahoma" w:hAnsi="Tahoma"/>
-          <w:rtl w:val="0"/>
-        </w:rPr>
-        <w:t>{kendala1}</w:t>
+        <w:t>{#kendala}</w:t>
       </w:r>
     </w:p>
     <w:p>
@@ -1630,7 +1626,7 @@
           <w:rFonts w:ascii="Tahoma" w:cs="Tahoma" w:eastAsia="Tahoma" w:hAnsi="Tahoma"/>
           <w:rtl w:val="0"/>
         </w:rPr>
-        <w:t>{kendala2}</w:t>
+        <w:t>{kendala}</w:t>
       </w:r>
     </w:p>
     <w:p>
@@ -1646,11 +1642,7 @@
         </w:rPr>
       </w:pPr>
       <w:r>
-        <w:rPr>
-          <w:rFonts w:ascii="Tahoma" w:cs="Tahoma" w:eastAsia="Tahoma" w:hAnsi="Tahoma"/>
-          <w:rtl w:val="0"/>
-        </w:rPr>
-        <w:t>{kendala3}</w:t>
+        <w:t>{/kendala}</w:t>
       </w:r>
     </w:p>
     <w:p>
@@ -2367,6 +2359,121 @@
               <w:rPr>
                 <w:rtl w:val="0"/>
               </w:rPr>
+            </w:r>
+          </w:p>
+        </w:tc>
+      </w:tr>
+      <w:tr>
+        <w:tc>
+          <w:tcPr>
+            <w:gridSpan w:val="5"/>
+          </w:tcPr>
+          <w:p>
+            <w:r>
+              <w:t>{#petugas}</w:t>
+            </w:r>
+          </w:p>
+        </w:tc>
+      </w:tr>
+      <w:tr>
+        <w:trPr>
+          <w:cantSplit w:val="0"/>
+          <w:tblHeader w:val="0"/>
+        </w:trPr>
+        <w:tc>
+          <w:tcPr>
+            <w:shd w:fill="auto" w:val="clear"/>
+            <w:tcMar>
+              <w:top w:w="0.0" w:type="dxa"/>
+              <w:left w:w="0.0" w:type="dxa"/>
+              <w:bottom w:w="0.0" w:type="dxa"/>
+              <w:right w:w="0.0" w:type="dxa"/>
+            </w:tcMar>
+            <w:vAlign w:val="top"/>
+          </w:tcPr>
+          <w:p>
+            <w:r>
+              <w:t>{perusahaan}</w:t>
+            </w:r>
+          </w:p>
+        </w:tc>
+        <w:tc>
+          <w:tcPr>
+            <w:shd w:fill="auto" w:val="clear"/>
+            <w:tcMar>
+              <w:top w:w="0.0" w:type="dxa"/>
+              <w:left w:w="0.0" w:type="dxa"/>
+              <w:bottom w:w="0.0" w:type="dxa"/>
+              <w:right w:w="0.0" w:type="dxa"/>
+            </w:tcMar>
+            <w:vAlign w:val="top"/>
+          </w:tcPr>
+          <w:p>
+            <w:r>
+              <w:t>{nama}</w:t>
+            </w:r>
+          </w:p>
+        </w:tc>
+        <w:tc>
+          <w:tcPr>
+            <w:shd w:fill="auto" w:val="clear"/>
+            <w:tcMar>
+              <w:top w:w="0.0" w:type="dxa"/>
+              <w:left w:w="0.0" w:type="dxa"/>
+              <w:bottom w:w="0.0" w:type="dxa"/>
+              <w:right w:w="0.0" w:type="dxa"/>
+            </w:tcMar>
+            <w:vAlign w:val="top"/>
+          </w:tcPr>
+          <w:p>
+            <w:r>
+              <w:t>{noTelp}</w:t>
+            </w:r>
+          </w:p>
+        </w:tc>
+        <w:tc>
+          <w:tcPr>
+            <w:shd w:fill="auto" w:val="clear"/>
+            <w:tcMar>
+              <w:top w:w="0.0" w:type="dxa"/>
+              <w:left w:w="0.0" w:type="dxa"/>
+              <w:bottom w:w="0.0" w:type="dxa"/>
+              <w:right w:w="0.0" w:type="dxa"/>
+            </w:tcMar>
+            <w:vAlign w:val="top"/>
+          </w:tcPr>
+          <w:p>
+            <w:r>
+              <w:t>{lokasiKerja}</w:t>
+            </w:r>
+          </w:p>
+        </w:tc>
+        <w:tc>
+          <w:tcPr>
+            <w:shd w:fill="auto" w:val="clear"/>
+            <w:tcMar>
+              <w:top w:w="0.0" w:type="dxa"/>
+              <w:left w:w="0.0" w:type="dxa"/>
+              <w:bottom w:w="0.0" w:type="dxa"/>
+              <w:right w:w="0.0" w:type="dxa"/>
+            </w:tcMar>
+            <w:vAlign w:val="top"/>
+          </w:tcPr>
+          <w:p>
+            <w:r>
+              <w:t/>
+            </w:r>
+          </w:p>
+        </w:tc>
+      </w:tr>
+      <w:tr>
+        <w:tc>
+          <w:tcPr>
+            <w:gridSpan w:val="5"/>
+          </w:tcPr>
+          <w:p>
+            <w:r>
+              <w:t>{/petugas}</w:t>
             </w:r>
           </w:p>
         </w:tc>

--- a/templates/docx/BAKL.docx
+++ b/templates/docx/BAKL.docx
@@ -68,9 +68,74 @@
       <w:r>
         <w:rPr>
           <w:rFonts w:ascii="Tahoma" w:cs="Tahoma" w:eastAsia="Tahoma" w:hAnsi="Tahoma"/>
+          <w:b w:val="0"/>
           <w:rtl w:val="0"/>
         </w:rPr>
-        <w:t xml:space="preserve">Pada hari ini {hari} Tanggal {tanggal} Bulan {bulan} Tahun {tahun} telah dilakukan pekerjaan aktivasi layanan {namaLayanan} </w:t>
+        <w:t xml:space="preserve">Pada hari ini </w:t>
+      </w:r>
+      <w:r>
+        <w:rPr>
+          <w:rFonts w:ascii="Tahoma" w:cs="Tahoma" w:eastAsia="Tahoma" w:hAnsi="Tahoma"/>
+          <w:b/>
+          <w:rtl w:val="0"/>
+        </w:rPr>
+        <w:t>{hari}</w:t>
+      </w:r>
+      <w:r>
+        <w:rPr>
+          <w:rFonts w:ascii="Tahoma" w:cs="Tahoma" w:eastAsia="Tahoma" w:hAnsi="Tahoma"/>
+          <w:b w:val="0"/>
+          <w:rtl w:val="0"/>
+        </w:rPr>
+        <w:t xml:space="preserve"> Tanggal </w:t>
+      </w:r>
+      <w:r>
+        <w:rPr>
+          <w:rFonts w:ascii="Tahoma" w:cs="Tahoma" w:eastAsia="Tahoma" w:hAnsi="Tahoma"/>
+          <w:b/>
+          <w:rtl w:val="0"/>
+        </w:rPr>
+        <w:t>{tanggal}</w:t>
+      </w:r>
+      <w:r>
+        <w:rPr>
+          <w:rFonts w:ascii="Tahoma" w:cs="Tahoma" w:eastAsia="Tahoma" w:hAnsi="Tahoma"/>
+          <w:b w:val="0"/>
+          <w:rtl w:val="0"/>
+        </w:rPr>
+        <w:t xml:space="preserve"> Bulan </w:t>
+      </w:r>
+      <w:r>
+        <w:rPr>
+          <w:rFonts w:ascii="Tahoma" w:cs="Tahoma" w:eastAsia="Tahoma" w:hAnsi="Tahoma"/>
+          <w:b/>
+          <w:rtl w:val="0"/>
+        </w:rPr>
+        <w:t>{bulan}</w:t>
+      </w:r>
+      <w:r>
+        <w:rPr>
+          <w:rFonts w:ascii="Tahoma" w:cs="Tahoma" w:eastAsia="Tahoma" w:hAnsi="Tahoma"/>
+          <w:b w:val="0"/>
+          <w:rtl w:val="0"/>
+        </w:rPr>
+        <w:t xml:space="preserve"> Tahun </w:t>
+      </w:r>
+      <w:r>
+        <w:rPr>
+          <w:rFonts w:ascii="Tahoma" w:cs="Tahoma" w:eastAsia="Tahoma" w:hAnsi="Tahoma"/>
+          <w:b/>
+          <w:rtl w:val="0"/>
+        </w:rPr>
+        <w:t>{tahun}</w:t>
+      </w:r>
+      <w:r>
+        <w:rPr>
+          <w:rFonts w:ascii="Tahoma" w:cs="Tahoma" w:eastAsia="Tahoma" w:hAnsi="Tahoma"/>
+          <w:b w:val="0"/>
+          <w:rtl w:val="0"/>
+        </w:rPr>
+        <w:t xml:space="preserve"> telah dilakukan pekerjaan aktivasi layanan {namaLayanan} </w:t>
       </w:r>
     </w:p>
     <w:p>
@@ -1962,408 +2027,6 @@
         </w:tc>
       </w:tr>
       <w:tr>
-        <w:trPr>
-          <w:cantSplit w:val="0"/>
-          <w:tblHeader w:val="0"/>
-        </w:trPr>
-        <w:tc>
-          <w:tcPr>
-            <w:shd w:fill="auto" w:val="clear"/>
-            <w:tcMar>
-              <w:top w:w="0.0" w:type="dxa"/>
-              <w:left w:w="0.0" w:type="dxa"/>
-              <w:bottom w:w="0.0" w:type="dxa"/>
-              <w:right w:w="0.0" w:type="dxa"/>
-            </w:tcMar>
-            <w:vAlign w:val="top"/>
-          </w:tcPr>
-          <w:p>
-            <w:pPr>
-              <w:keepNext w:val="0"/>
-              <w:keepLines w:val="0"/>
-              <w:pageBreakBefore w:val="0"/>
-              <w:widowControl w:val="0"/>
-              <w:pBdr>
-                <w:top w:space="0" w:sz="0" w:val="nil"/>
-                <w:left w:space="0" w:sz="0" w:val="nil"/>
-                <w:bottom w:space="0" w:sz="0" w:val="nil"/>
-                <w:right w:space="0" w:sz="0" w:val="nil"/>
-                <w:between w:space="0" w:sz="0" w:val="nil"/>
-              </w:pBdr>
-              <w:shd w:fill="auto" w:val="clear"/>
-              <w:spacing w:after="0" w:before="0" w:line="240" w:lineRule="auto"/>
-              <w:ind w:left="0" w:right="0" w:firstLine="0"/>
-              <w:jc w:val="left"/>
-              <w:rPr>
-                <w:rFonts w:ascii="Tahoma" w:cs="Tahoma" w:eastAsia="Tahoma" w:hAnsi="Tahoma"/>
-              </w:rPr>
-            </w:pPr>
-            <w:r>
-              <w:rPr>
-                <w:rtl w:val="0"/>
-              </w:rPr>
-            </w:r>
-          </w:p>
-        </w:tc>
-        <w:tc>
-          <w:tcPr>
-            <w:shd w:fill="auto" w:val="clear"/>
-            <w:tcMar>
-              <w:top w:w="0.0" w:type="dxa"/>
-              <w:left w:w="0.0" w:type="dxa"/>
-              <w:bottom w:w="0.0" w:type="dxa"/>
-              <w:right w:w="0.0" w:type="dxa"/>
-            </w:tcMar>
-            <w:vAlign w:val="top"/>
-          </w:tcPr>
-          <w:p>
-            <w:pPr>
-              <w:keepNext w:val="0"/>
-              <w:keepLines w:val="0"/>
-              <w:pageBreakBefore w:val="0"/>
-              <w:widowControl w:val="0"/>
-              <w:pBdr>
-                <w:top w:space="0" w:sz="0" w:val="nil"/>
-                <w:left w:space="0" w:sz="0" w:val="nil"/>
-                <w:bottom w:space="0" w:sz="0" w:val="nil"/>
-                <w:right w:space="0" w:sz="0" w:val="nil"/>
-                <w:between w:space="0" w:sz="0" w:val="nil"/>
-              </w:pBdr>
-              <w:shd w:fill="auto" w:val="clear"/>
-              <w:spacing w:after="0" w:before="0" w:line="240" w:lineRule="auto"/>
-              <w:ind w:left="0" w:right="0" w:firstLine="0"/>
-              <w:jc w:val="left"/>
-              <w:rPr>
-                <w:rFonts w:ascii="Tahoma" w:cs="Tahoma" w:eastAsia="Tahoma" w:hAnsi="Tahoma"/>
-              </w:rPr>
-            </w:pPr>
-            <w:r>
-              <w:rPr>
-                <w:rtl w:val="0"/>
-              </w:rPr>
-            </w:r>
-          </w:p>
-        </w:tc>
-        <w:tc>
-          <w:tcPr>
-            <w:shd w:fill="auto" w:val="clear"/>
-            <w:tcMar>
-              <w:top w:w="0.0" w:type="dxa"/>
-              <w:left w:w="0.0" w:type="dxa"/>
-              <w:bottom w:w="0.0" w:type="dxa"/>
-              <w:right w:w="0.0" w:type="dxa"/>
-            </w:tcMar>
-            <w:vAlign w:val="top"/>
-          </w:tcPr>
-          <w:p>
-            <w:pPr>
-              <w:keepNext w:val="0"/>
-              <w:keepLines w:val="0"/>
-              <w:pageBreakBefore w:val="0"/>
-              <w:widowControl w:val="0"/>
-              <w:pBdr>
-                <w:top w:space="0" w:sz="0" w:val="nil"/>
-                <w:left w:space="0" w:sz="0" w:val="nil"/>
-                <w:bottom w:space="0" w:sz="0" w:val="nil"/>
-                <w:right w:space="0" w:sz="0" w:val="nil"/>
-                <w:between w:space="0" w:sz="0" w:val="nil"/>
-              </w:pBdr>
-              <w:shd w:fill="auto" w:val="clear"/>
-              <w:spacing w:after="0" w:before="0" w:line="240" w:lineRule="auto"/>
-              <w:ind w:left="0" w:right="0" w:firstLine="0"/>
-              <w:jc w:val="left"/>
-              <w:rPr>
-                <w:rFonts w:ascii="Tahoma" w:cs="Tahoma" w:eastAsia="Tahoma" w:hAnsi="Tahoma"/>
-              </w:rPr>
-            </w:pPr>
-            <w:r>
-              <w:rPr>
-                <w:rtl w:val="0"/>
-              </w:rPr>
-            </w:r>
-          </w:p>
-        </w:tc>
-        <w:tc>
-          <w:tcPr>
-            <w:shd w:fill="auto" w:val="clear"/>
-            <w:tcMar>
-              <w:top w:w="0.0" w:type="dxa"/>
-              <w:left w:w="0.0" w:type="dxa"/>
-              <w:bottom w:w="0.0" w:type="dxa"/>
-              <w:right w:w="0.0" w:type="dxa"/>
-            </w:tcMar>
-            <w:vAlign w:val="top"/>
-          </w:tcPr>
-          <w:p>
-            <w:pPr>
-              <w:keepNext w:val="0"/>
-              <w:keepLines w:val="0"/>
-              <w:pageBreakBefore w:val="0"/>
-              <w:widowControl w:val="0"/>
-              <w:pBdr>
-                <w:top w:space="0" w:sz="0" w:val="nil"/>
-                <w:left w:space="0" w:sz="0" w:val="nil"/>
-                <w:bottom w:space="0" w:sz="0" w:val="nil"/>
-                <w:right w:space="0" w:sz="0" w:val="nil"/>
-                <w:between w:space="0" w:sz="0" w:val="nil"/>
-              </w:pBdr>
-              <w:shd w:fill="auto" w:val="clear"/>
-              <w:spacing w:after="0" w:before="0" w:line="240" w:lineRule="auto"/>
-              <w:ind w:left="0" w:right="0" w:firstLine="0"/>
-              <w:jc w:val="left"/>
-              <w:rPr>
-                <w:rFonts w:ascii="Tahoma" w:cs="Tahoma" w:eastAsia="Tahoma" w:hAnsi="Tahoma"/>
-              </w:rPr>
-            </w:pPr>
-            <w:r>
-              <w:rPr>
-                <w:rtl w:val="0"/>
-              </w:rPr>
-            </w:r>
-          </w:p>
-        </w:tc>
-        <w:tc>
-          <w:tcPr>
-            <w:shd w:fill="auto" w:val="clear"/>
-            <w:tcMar>
-              <w:top w:w="0.0" w:type="dxa"/>
-              <w:left w:w="0.0" w:type="dxa"/>
-              <w:bottom w:w="0.0" w:type="dxa"/>
-              <w:right w:w="0.0" w:type="dxa"/>
-            </w:tcMar>
-            <w:vAlign w:val="top"/>
-          </w:tcPr>
-          <w:p>
-            <w:pPr>
-              <w:keepNext w:val="0"/>
-              <w:keepLines w:val="0"/>
-              <w:pageBreakBefore w:val="0"/>
-              <w:widowControl w:val="0"/>
-              <w:pBdr>
-                <w:top w:space="0" w:sz="0" w:val="nil"/>
-                <w:left w:space="0" w:sz="0" w:val="nil"/>
-                <w:bottom w:space="0" w:sz="0" w:val="nil"/>
-                <w:right w:space="0" w:sz="0" w:val="nil"/>
-                <w:between w:space="0" w:sz="0" w:val="nil"/>
-              </w:pBdr>
-              <w:shd w:fill="auto" w:val="clear"/>
-              <w:spacing w:after="0" w:before="0" w:line="240" w:lineRule="auto"/>
-              <w:ind w:left="0" w:right="0" w:firstLine="0"/>
-              <w:jc w:val="left"/>
-              <w:rPr>
-                <w:rFonts w:ascii="Tahoma" w:cs="Tahoma" w:eastAsia="Tahoma" w:hAnsi="Tahoma"/>
-              </w:rPr>
-            </w:pPr>
-            <w:r>
-              <w:rPr>
-                <w:rtl w:val="0"/>
-              </w:rPr>
-            </w:r>
-          </w:p>
-        </w:tc>
-      </w:tr>
-      <w:tr>
-        <w:trPr>
-          <w:cantSplit w:val="0"/>
-          <w:tblHeader w:val="0"/>
-        </w:trPr>
-        <w:tc>
-          <w:tcPr>
-            <w:shd w:fill="auto" w:val="clear"/>
-            <w:tcMar>
-              <w:top w:w="0.0" w:type="dxa"/>
-              <w:left w:w="0.0" w:type="dxa"/>
-              <w:bottom w:w="0.0" w:type="dxa"/>
-              <w:right w:w="0.0" w:type="dxa"/>
-            </w:tcMar>
-            <w:vAlign w:val="top"/>
-          </w:tcPr>
-          <w:p>
-            <w:pPr>
-              <w:keepNext w:val="0"/>
-              <w:keepLines w:val="0"/>
-              <w:pageBreakBefore w:val="0"/>
-              <w:widowControl w:val="0"/>
-              <w:pBdr>
-                <w:top w:space="0" w:sz="0" w:val="nil"/>
-                <w:left w:space="0" w:sz="0" w:val="nil"/>
-                <w:bottom w:space="0" w:sz="0" w:val="nil"/>
-                <w:right w:space="0" w:sz="0" w:val="nil"/>
-                <w:between w:space="0" w:sz="0" w:val="nil"/>
-              </w:pBdr>
-              <w:shd w:fill="auto" w:val="clear"/>
-              <w:spacing w:after="0" w:before="0" w:line="240" w:lineRule="auto"/>
-              <w:ind w:left="0" w:right="0" w:firstLine="0"/>
-              <w:jc w:val="left"/>
-              <w:rPr>
-                <w:rFonts w:ascii="Tahoma" w:cs="Tahoma" w:eastAsia="Tahoma" w:hAnsi="Tahoma"/>
-              </w:rPr>
-            </w:pPr>
-            <w:r>
-              <w:rPr>
-                <w:rtl w:val="0"/>
-              </w:rPr>
-            </w:r>
-          </w:p>
-        </w:tc>
-        <w:tc>
-          <w:tcPr>
-            <w:shd w:fill="auto" w:val="clear"/>
-            <w:tcMar>
-              <w:top w:w="0.0" w:type="dxa"/>
-              <w:left w:w="0.0" w:type="dxa"/>
-              <w:bottom w:w="0.0" w:type="dxa"/>
-              <w:right w:w="0.0" w:type="dxa"/>
-            </w:tcMar>
-            <w:vAlign w:val="top"/>
-          </w:tcPr>
-          <w:p>
-            <w:pPr>
-              <w:keepNext w:val="0"/>
-              <w:keepLines w:val="0"/>
-              <w:pageBreakBefore w:val="0"/>
-              <w:widowControl w:val="0"/>
-              <w:pBdr>
-                <w:top w:space="0" w:sz="0" w:val="nil"/>
-                <w:left w:space="0" w:sz="0" w:val="nil"/>
-                <w:bottom w:space="0" w:sz="0" w:val="nil"/>
-                <w:right w:space="0" w:sz="0" w:val="nil"/>
-                <w:between w:space="0" w:sz="0" w:val="nil"/>
-              </w:pBdr>
-              <w:shd w:fill="auto" w:val="clear"/>
-              <w:spacing w:after="0" w:before="0" w:line="240" w:lineRule="auto"/>
-              <w:ind w:left="0" w:right="0" w:firstLine="0"/>
-              <w:jc w:val="left"/>
-              <w:rPr>
-                <w:rFonts w:ascii="Tahoma" w:cs="Tahoma" w:eastAsia="Tahoma" w:hAnsi="Tahoma"/>
-              </w:rPr>
-            </w:pPr>
-            <w:r>
-              <w:rPr>
-                <w:rtl w:val="0"/>
-              </w:rPr>
-            </w:r>
-          </w:p>
-        </w:tc>
-        <w:tc>
-          <w:tcPr>
-            <w:shd w:fill="auto" w:val="clear"/>
-            <w:tcMar>
-              <w:top w:w="0.0" w:type="dxa"/>
-              <w:left w:w="0.0" w:type="dxa"/>
-              <w:bottom w:w="0.0" w:type="dxa"/>
-              <w:right w:w="0.0" w:type="dxa"/>
-            </w:tcMar>
-            <w:vAlign w:val="top"/>
-          </w:tcPr>
-          <w:p>
-            <w:pPr>
-              <w:keepNext w:val="0"/>
-              <w:keepLines w:val="0"/>
-              <w:pageBreakBefore w:val="0"/>
-              <w:widowControl w:val="0"/>
-              <w:pBdr>
-                <w:top w:space="0" w:sz="0" w:val="nil"/>
-                <w:left w:space="0" w:sz="0" w:val="nil"/>
-                <w:bottom w:space="0" w:sz="0" w:val="nil"/>
-                <w:right w:space="0" w:sz="0" w:val="nil"/>
-                <w:between w:space="0" w:sz="0" w:val="nil"/>
-              </w:pBdr>
-              <w:shd w:fill="auto" w:val="clear"/>
-              <w:spacing w:after="0" w:before="0" w:line="240" w:lineRule="auto"/>
-              <w:ind w:left="0" w:right="0" w:firstLine="0"/>
-              <w:jc w:val="left"/>
-              <w:rPr>
-                <w:rFonts w:ascii="Tahoma" w:cs="Tahoma" w:eastAsia="Tahoma" w:hAnsi="Tahoma"/>
-              </w:rPr>
-            </w:pPr>
-            <w:r>
-              <w:rPr>
-                <w:rtl w:val="0"/>
-              </w:rPr>
-            </w:r>
-          </w:p>
-        </w:tc>
-        <w:tc>
-          <w:tcPr>
-            <w:shd w:fill="auto" w:val="clear"/>
-            <w:tcMar>
-              <w:top w:w="0.0" w:type="dxa"/>
-              <w:left w:w="0.0" w:type="dxa"/>
-              <w:bottom w:w="0.0" w:type="dxa"/>
-              <w:right w:w="0.0" w:type="dxa"/>
-            </w:tcMar>
-            <w:vAlign w:val="top"/>
-          </w:tcPr>
-          <w:p>
-            <w:pPr>
-              <w:keepNext w:val="0"/>
-              <w:keepLines w:val="0"/>
-              <w:pageBreakBefore w:val="0"/>
-              <w:widowControl w:val="0"/>
-              <w:pBdr>
-                <w:top w:space="0" w:sz="0" w:val="nil"/>
-                <w:left w:space="0" w:sz="0" w:val="nil"/>
-                <w:bottom w:space="0" w:sz="0" w:val="nil"/>
-                <w:right w:space="0" w:sz="0" w:val="nil"/>
-                <w:between w:space="0" w:sz="0" w:val="nil"/>
-              </w:pBdr>
-              <w:shd w:fill="auto" w:val="clear"/>
-              <w:spacing w:after="0" w:before="0" w:line="240" w:lineRule="auto"/>
-              <w:ind w:left="0" w:right="0" w:firstLine="0"/>
-              <w:jc w:val="left"/>
-              <w:rPr>
-                <w:rFonts w:ascii="Tahoma" w:cs="Tahoma" w:eastAsia="Tahoma" w:hAnsi="Tahoma"/>
-              </w:rPr>
-            </w:pPr>
-            <w:r>
-              <w:rPr>
-                <w:rtl w:val="0"/>
-              </w:rPr>
-            </w:r>
-          </w:p>
-        </w:tc>
-        <w:tc>
-          <w:tcPr>
-            <w:shd w:fill="auto" w:val="clear"/>
-            <w:tcMar>
-              <w:top w:w="0.0" w:type="dxa"/>
-              <w:left w:w="0.0" w:type="dxa"/>
-              <w:bottom w:w="0.0" w:type="dxa"/>
-              <w:right w:w="0.0" w:type="dxa"/>
-            </w:tcMar>
-            <w:vAlign w:val="top"/>
-          </w:tcPr>
-          <w:p>
-            <w:pPr>
-              <w:keepNext w:val="0"/>
-              <w:keepLines w:val="0"/>
-              <w:pageBreakBefore w:val="0"/>
-              <w:widowControl w:val="0"/>
-              <w:pBdr>
-                <w:top w:space="0" w:sz="0" w:val="nil"/>
-                <w:left w:space="0" w:sz="0" w:val="nil"/>
-                <w:bottom w:space="0" w:sz="0" w:val="nil"/>
-                <w:right w:space="0" w:sz="0" w:val="nil"/>
-                <w:between w:space="0" w:sz="0" w:val="nil"/>
-              </w:pBdr>
-              <w:shd w:fill="auto" w:val="clear"/>
-              <w:spacing w:after="0" w:before="0" w:line="240" w:lineRule="auto"/>
-              <w:ind w:left="0" w:right="0" w:firstLine="0"/>
-              <w:jc w:val="left"/>
-              <w:rPr>
-                <w:rFonts w:ascii="Tahoma" w:cs="Tahoma" w:eastAsia="Tahoma" w:hAnsi="Tahoma"/>
-              </w:rPr>
-            </w:pPr>
-            <w:r>
-              <w:rPr>
-                <w:rtl w:val="0"/>
-              </w:rPr>
-            </w:r>
-          </w:p>
-        </w:tc>
-      </w:tr>
-      <w:tr>
         <w:tc>
           <w:tcPr>
             <w:gridSpan w:val="5"/>
@@ -2769,6 +2432,14 @@
                 <w:rtl w:val="0"/>
               </w:rPr>
             </w:r>
+            <w:r>
+              <w:t>{%ttd2}</w:t>
+            </w:r>
+          </w:p>
+          <w:p>
+            <w:r>
+              <w:t>{%stempel2}</w:t>
+            </w:r>
           </w:p>
         </w:tc>
         <w:tc>
@@ -2890,6 +2561,7 @@
             </w:tcMar>
             <w:vAlign w:val="top"/>
           </w:tcPr>
+          <w:p/>
           <w:p>
             <w:pPr>
               <w:keepNext w:val="0"/>
@@ -2982,6 +2654,7 @@
             </w:tcMar>
             <w:vAlign w:val="top"/>
           </w:tcPr>
+          <w:p/>
           <w:p>
             <w:pPr>
               <w:keepNext w:val="0"/>

--- a/templates/docx/BAKL.docx
+++ b/templates/docx/BAKL.docx
@@ -2027,18 +2027,6 @@
         </w:tc>
       </w:tr>
       <w:tr>
-        <w:tc>
-          <w:tcPr>
-            <w:gridSpan w:val="5"/>
-          </w:tcPr>
-          <w:p>
-            <w:r>
-              <w:t>{#petugas}</w:t>
-            </w:r>
-          </w:p>
-        </w:tc>
-      </w:tr>
-      <w:tr>
         <w:trPr>
           <w:cantSplit w:val="0"/>
           <w:tblHeader w:val="0"/>
@@ -2056,7 +2044,7 @@
           </w:tcPr>
           <w:p>
             <w:r>
-              <w:t>{perusahaan}</w:t>
+              <w:t>{#petugas}{perusahaan}</w:t>
             </w:r>
           </w:p>
         </w:tc>
@@ -2121,18 +2109,6 @@
               <w:right w:w="0.0" w:type="dxa"/>
             </w:tcMar>
             <w:vAlign w:val="top"/>
-          </w:tcPr>
-          <w:p>
-            <w:r>
-              <w:t/>
-            </w:r>
-          </w:p>
-        </w:tc>
-      </w:tr>
-      <w:tr>
-        <w:tc>
-          <w:tcPr>
-            <w:gridSpan w:val="5"/>
           </w:tcPr>
           <w:p>
             <w:r>

--- a/templates/docx/BAKL.docx
+++ b/templates/docx/BAKL.docx
@@ -1797,6 +1797,12 @@
           <w:insideV w:color="000000" w:space="0" w:sz="8" w:val="single"/>
         </w:tblBorders>
         <w:tblLayout w:type="fixed"/>
+        <w:tblCellMar>
+          <w:top w:w="15" w:type="dxa"/>
+          <w:left w:w="144" w:type="dxa"/>
+          <w:bottom w:w="15" w:type="dxa"/>
+          <w:right w:w="144" w:type="dxa"/>
+        </w:tblCellMar>
         <w:tblLook w:val="0600"/>
       </w:tblPr>
       <w:tblGrid>
@@ -1825,9 +1831,9 @@
             <w:shd w:fill="auto" w:val="clear"/>
             <w:tcMar>
               <w:top w:w="0.0" w:type="dxa"/>
-              <w:left w:w="0.0" w:type="dxa"/>
+              <w:left w:w="144" w:type="dxa"/>
               <w:bottom w:w="0.0" w:type="dxa"/>
-              <w:right w:w="0.0" w:type="dxa"/>
+              <w:right w:w="144" w:type="dxa"/>
             </w:tcMar>
             <w:vAlign w:val="top"/>
           </w:tcPr>
@@ -1866,9 +1872,9 @@
             <w:shd w:fill="auto" w:val="clear"/>
             <w:tcMar>
               <w:top w:w="0.0" w:type="dxa"/>
-              <w:left w:w="0.0" w:type="dxa"/>
+              <w:left w:w="144" w:type="dxa"/>
               <w:bottom w:w="0.0" w:type="dxa"/>
-              <w:right w:w="0.0" w:type="dxa"/>
+              <w:right w:w="144" w:type="dxa"/>
             </w:tcMar>
             <w:vAlign w:val="top"/>
           </w:tcPr>
@@ -1907,9 +1913,9 @@
             <w:shd w:fill="auto" w:val="clear"/>
             <w:tcMar>
               <w:top w:w="0.0" w:type="dxa"/>
-              <w:left w:w="0.0" w:type="dxa"/>
+              <w:left w:w="144" w:type="dxa"/>
               <w:bottom w:w="0.0" w:type="dxa"/>
-              <w:right w:w="0.0" w:type="dxa"/>
+              <w:right w:w="144" w:type="dxa"/>
             </w:tcMar>
             <w:vAlign w:val="top"/>
           </w:tcPr>
@@ -1948,9 +1954,9 @@
             <w:shd w:fill="auto" w:val="clear"/>
             <w:tcMar>
               <w:top w:w="0.0" w:type="dxa"/>
-              <w:left w:w="0.0" w:type="dxa"/>
+              <w:left w:w="144" w:type="dxa"/>
               <w:bottom w:w="0.0" w:type="dxa"/>
-              <w:right w:w="0.0" w:type="dxa"/>
+              <w:right w:w="144" w:type="dxa"/>
             </w:tcMar>
             <w:vAlign w:val="top"/>
           </w:tcPr>
@@ -1989,9 +1995,9 @@
             <w:shd w:fill="auto" w:val="clear"/>
             <w:tcMar>
               <w:top w:w="0.0" w:type="dxa"/>
-              <w:left w:w="0.0" w:type="dxa"/>
+              <w:left w:w="144" w:type="dxa"/>
               <w:bottom w:w="0.0" w:type="dxa"/>
-              <w:right w:w="0.0" w:type="dxa"/>
+              <w:right w:w="144" w:type="dxa"/>
             </w:tcMar>
             <w:vAlign w:val="top"/>
           </w:tcPr>
@@ -2036,9 +2042,9 @@
             <w:shd w:fill="auto" w:val="clear"/>
             <w:tcMar>
               <w:top w:w="0.0" w:type="dxa"/>
-              <w:left w:w="0.0" w:type="dxa"/>
+              <w:left w:w="144" w:type="dxa"/>
               <w:bottom w:w="0.0" w:type="dxa"/>
-              <w:right w:w="0.0" w:type="dxa"/>
+              <w:right w:w="144" w:type="dxa"/>
             </w:tcMar>
             <w:vAlign w:val="top"/>
           </w:tcPr>
@@ -2053,9 +2059,9 @@
             <w:shd w:fill="auto" w:val="clear"/>
             <w:tcMar>
               <w:top w:w="0.0" w:type="dxa"/>
-              <w:left w:w="0.0" w:type="dxa"/>
+              <w:left w:w="144" w:type="dxa"/>
               <w:bottom w:w="0.0" w:type="dxa"/>
-              <w:right w:w="0.0" w:type="dxa"/>
+              <w:right w:w="144" w:type="dxa"/>
             </w:tcMar>
             <w:vAlign w:val="top"/>
           </w:tcPr>
@@ -2070,9 +2076,9 @@
             <w:shd w:fill="auto" w:val="clear"/>
             <w:tcMar>
               <w:top w:w="0.0" w:type="dxa"/>
-              <w:left w:w="0.0" w:type="dxa"/>
+              <w:left w:w="144" w:type="dxa"/>
               <w:bottom w:w="0.0" w:type="dxa"/>
-              <w:right w:w="0.0" w:type="dxa"/>
+              <w:right w:w="144" w:type="dxa"/>
             </w:tcMar>
             <w:vAlign w:val="top"/>
           </w:tcPr>
@@ -2087,9 +2093,9 @@
             <w:shd w:fill="auto" w:val="clear"/>
             <w:tcMar>
               <w:top w:w="0.0" w:type="dxa"/>
-              <w:left w:w="0.0" w:type="dxa"/>
+              <w:left w:w="144" w:type="dxa"/>
               <w:bottom w:w="0.0" w:type="dxa"/>
-              <w:right w:w="0.0" w:type="dxa"/>
+              <w:right w:w="144" w:type="dxa"/>
             </w:tcMar>
             <w:vAlign w:val="top"/>
           </w:tcPr>
@@ -2104,9 +2110,9 @@
             <w:shd w:fill="auto" w:val="clear"/>
             <w:tcMar>
               <w:top w:w="0.0" w:type="dxa"/>
-              <w:left w:w="0.0" w:type="dxa"/>
+              <w:left w:w="144" w:type="dxa"/>
               <w:bottom w:w="0.0" w:type="dxa"/>
-              <w:right w:w="0.0" w:type="dxa"/>
+              <w:right w:w="144" w:type="dxa"/>
             </w:tcMar>
             <w:vAlign w:val="top"/>
           </w:tcPr>

--- a/templates/docx/BAKL.docx
+++ b/templates/docx/BAKL.docx
@@ -8,6 +8,8 @@
         <w:jc w:val="both"/>
         <w:rPr>
           <w:rFonts w:ascii="Tahoma" w:cs="Tahoma" w:eastAsia="Tahoma" w:hAnsi="Tahoma"/>
+          <w:sz w:val="12"/>
+          <w:szCs w:val="12"/>
         </w:rPr>
       </w:pPr>
       <w:r>
@@ -48,8 +50,8 @@
           <w:rFonts w:ascii="Tahoma" w:cs="Tahoma" w:eastAsia="Tahoma" w:hAnsi="Tahoma"/>
           <w:b w:val="1"/>
           <w:bCs w:val="1"/>
-          <w:sz w:val="24"/>
-          <w:szCs w:val="24"/>
+          <w:sz w:val="12"/>
+          <w:szCs w:val="12"/>
         </w:rPr>
       </w:pPr>
       <w:r>
@@ -145,6 +147,8 @@
           <w:rFonts w:ascii="Tahoma" w:cs="Tahoma" w:eastAsia="Tahoma" w:hAnsi="Tahoma"/>
           <w:b w:val="1"/>
           <w:bCs w:val="1"/>
+          <w:sz w:val="12"/>
+          <w:szCs w:val="12"/>
         </w:rPr>
       </w:pPr>
       <w:r>
@@ -175,6 +179,8 @@
           <w:rFonts w:ascii="Tahoma" w:cs="Tahoma" w:eastAsia="Tahoma" w:hAnsi="Tahoma"/>
           <w:b w:val="1"/>
           <w:bCs w:val="1"/>
+          <w:sz w:val="12"/>
+          <w:szCs w:val="12"/>
         </w:rPr>
       </w:pPr>
       <w:r>
@@ -1631,6 +1637,8 @@
           <w:rFonts w:ascii="Tahoma" w:cs="Tahoma" w:eastAsia="Tahoma" w:hAnsi="Tahoma"/>
           <w:b w:val="1"/>
           <w:bCs w:val="1"/>
+          <w:sz w:val="12"/>
+          <w:szCs w:val="12"/>
         </w:rPr>
       </w:pPr>
       <w:r>
@@ -1715,6 +1723,8 @@
         <w:spacing w:after="0" w:before="0" w:line="240" w:lineRule="auto"/>
         <w:rPr>
           <w:rFonts w:ascii="Tahoma" w:cs="Tahoma" w:eastAsia="Tahoma" w:hAnsi="Tahoma"/>
+          <w:sz w:val="12"/>
+          <w:szCs w:val="12"/>
         </w:rPr>
       </w:pPr>
       <w:r>
@@ -1745,6 +1755,8 @@
         <w:jc w:val="both"/>
         <w:rPr>
           <w:rFonts w:ascii="Tahoma" w:cs="Tahoma" w:eastAsia="Tahoma" w:hAnsi="Tahoma"/>
+          <w:sz w:val="12"/>
+          <w:szCs w:val="12"/>
         </w:rPr>
       </w:pPr>
       <w:r>
@@ -1767,20 +1779,6 @@
           <w:rtl w:val="0"/>
         </w:rPr>
         <w:t xml:space="preserve">Petugas Lapangan:  </w:t>
-      </w:r>
-    </w:p>
-    <w:p>
-      <w:pPr>
-        <w:spacing w:after="0" w:before="0" w:line="240" w:lineRule="auto"/>
-        <w:jc w:val="both"/>
-        <w:rPr>
-          <w:rFonts w:ascii="Tahoma" w:cs="Tahoma" w:eastAsia="Tahoma" w:hAnsi="Tahoma"/>
-        </w:rPr>
-      </w:pPr>
-      <w:r>
-        <w:rPr>
-          <w:rtl w:val="0"/>
-        </w:rPr>
       </w:r>
     </w:p>
     <w:tbl>
@@ -2130,6 +2128,8 @@
         <w:jc w:val="both"/>
         <w:rPr>
           <w:rFonts w:ascii="Tahoma" w:cs="Tahoma" w:eastAsia="Tahoma" w:hAnsi="Tahoma"/>
+          <w:sz w:val="12"/>
+          <w:szCs w:val="12"/>
         </w:rPr>
       </w:pPr>
       <w:r>
@@ -2176,19 +2176,8 @@
         <w:jc w:val="right"/>
         <w:rPr>
           <w:rFonts w:ascii="Tahoma" w:cs="Tahoma" w:eastAsia="Tahoma" w:hAnsi="Tahoma"/>
-        </w:rPr>
-      </w:pPr>
-      <w:r>
-        <w:rPr>
-          <w:rtl w:val="0"/>
-        </w:rPr>
-      </w:r>
-    </w:p>
-    <w:p>
-      <w:pPr>
-        <w:spacing w:after="0" w:before="0" w:line="240" w:lineRule="auto"/>
-        <w:rPr>
-          <w:rFonts w:ascii="Tahoma" w:cs="Tahoma" w:eastAsia="Tahoma" w:hAnsi="Tahoma"/>
+          <w:sz w:val="12"/>
+          <w:szCs w:val="12"/>
         </w:rPr>
       </w:pPr>
       <w:r>
@@ -2368,7 +2357,7 @@
       <w:tr>
         <w:trPr>
           <w:cantSplit w:val="0"/>
-          <w:trHeight w:val="1834.6875" w:hRule="atLeast"/>
+          <w:trHeight w:val="900" w:hRule="atLeast"/>
           <w:tblHeader w:val="0"/>
         </w:trPr>
         <w:tc>
@@ -2669,19 +2658,6 @@
         </w:tc>
       </w:tr>
     </w:tbl>
-    <w:p>
-      <w:pPr>
-        <w:spacing w:after="0" w:before="0" w:line="240" w:lineRule="auto"/>
-        <w:rPr>
-          <w:rFonts w:ascii="Tahoma" w:cs="Tahoma" w:eastAsia="Tahoma" w:hAnsi="Tahoma"/>
-        </w:rPr>
-      </w:pPr>
-      <w:r>
-        <w:rPr>
-          <w:rtl w:val="0"/>
-        </w:rPr>
-      </w:r>
-    </w:p>
     <w:sectPr>
       <w:headerReference r:id="rId6" w:type="default"/>
       <w:pgSz w:h="16838" w:w="11906" w:orient="portrait"/>

--- a/templates/docx/BAKL.docx
+++ b/templates/docx/BAKL.docx
@@ -2391,7 +2391,7 @@
                 <w:between w:space="0" w:sz="0" w:val="nil"/>
               </w:pBdr>
               <w:shd w:fill="auto" w:val="clear"/>
-              <w:spacing w:after="0" w:before="0" w:line="240" w:lineRule="auto"/>
+              <w:spacing w:after="680" w:before="0" w:line="240" w:lineRule="auto"/>
               <w:ind w:left="0" w:right="0" w:firstLine="0"/>
               <w:jc w:val="center"/>
               <w:rPr>
@@ -2406,8 +2406,6 @@
             <w:r>
               <w:t>{%ttd2}</w:t>
             </w:r>
-          </w:p>
-          <w:p>
             <w:r>
               <w:t>{%stempel2}</w:t>
             </w:r>
@@ -2489,7 +2487,7 @@
                 <w:between w:space="0" w:sz="0" w:val="nil"/>
               </w:pBdr>
               <w:shd w:fill="auto" w:val="clear"/>
-              <w:spacing w:after="0" w:before="0" w:line="240" w:lineRule="auto"/>
+              <w:spacing w:after="680" w:before="0" w:line="240" w:lineRule="auto"/>
               <w:ind w:left="0" w:right="0" w:firstLine="0"/>
               <w:jc w:val="center"/>
               <w:rPr>
@@ -2502,8 +2500,6 @@
               </w:rPr>
               <w:t>{%ttd}</w:t>
             </w:r>
-          </w:p>
-          <w:p>
             <w:r>
               <w:t>{%stempel}</w:t>
             </w:r>
